--- a/Sprint20261019-20261030/HERO-69805_20261026_154503.docx
+++ b/Sprint20261019-20261030/HERO-69805_20261026_154503.docx
@@ -3234,116 +3234,6 @@
           <w:u w:val="none"/>
         </w:rPr>
         <w:t>• ER test environment</w:t>
-      </w:r>
-    </w:p>
-    <w:p>
-      <w:pPr>
-        <w:spacing w:before="200" w:after="120"/>
-      </w:pPr>
-      <w:r>
-        <w:rPr>
-          <w:rFonts w:ascii="Arial" w:hAnsi="Arial" w:eastAsia="Arial" w:cs="Arial"/>
-          <w:b/>
-          <w:color w:val="000000"/>
-          <w:sz w:val="26"/>
-          <w:u w:val="single"/>
-        </w:rPr>
-        <w:t>Appendix</w:t>
-      </w:r>
-    </w:p>
-    <w:p>
-      <w:pPr>
-        <w:spacing w:before="0" w:after="80"/>
-      </w:pPr>
-      <w:r>
-        <w:rPr>
-          <w:rFonts w:ascii="Arial" w:hAnsi="Arial" w:eastAsia="Arial" w:cs="Arial"/>
-          <w:b w:val="0"/>
-          <w:color w:val="000000"/>
-          <w:sz w:val="20"/>
-          <w:u w:val="none"/>
-        </w:rPr>
-        <w:t>Acceptance criteria from JIRA:</w:t>
-      </w:r>
-    </w:p>
-    <w:p>
-      <w:pPr>
-        <w:spacing w:before="0" w:after="40"/>
-        <w:ind w:left="360" w:hanging="240"/>
-      </w:pPr>
-      <w:r>
-        <w:rPr>
-          <w:rFonts w:ascii="Arial" w:hAnsi="Arial" w:eastAsia="Arial" w:cs="Arial"/>
-          <w:b w:val="0"/>
-          <w:color w:val="000000"/>
-          <w:sz w:val="20"/>
-          <w:u w:val="none"/>
-        </w:rPr>
-        <w:t>• Adding or deleting an item on a fully paid check is stopped, with the message "Check is already paid"</w:t>
-      </w:r>
-    </w:p>
-    <w:p>
-      <w:pPr>
-        <w:spacing w:before="0" w:after="40"/>
-        <w:ind w:left="360" w:hanging="240"/>
-      </w:pPr>
-      <w:r>
-        <w:rPr>
-          <w:rFonts w:ascii="Arial" w:hAnsi="Arial" w:eastAsia="Arial" w:cs="Arial"/>
-          <w:b w:val="0"/>
-          <w:color w:val="000000"/>
-          <w:sz w:val="20"/>
-          <w:u w:val="none"/>
-        </w:rPr>
-        <w:t>• Paid and Print and Pay on a fully paid check are stopped with the same message</w:t>
-      </w:r>
-    </w:p>
-    <w:p>
-      <w:pPr>
-        <w:spacing w:before="0" w:after="40"/>
-        <w:ind w:left="360" w:hanging="240"/>
-      </w:pPr>
-      <w:r>
-        <w:rPr>
-          <w:rFonts w:ascii="Arial" w:hAnsi="Arial" w:eastAsia="Arial" w:cs="Arial"/>
-          <w:b w:val="0"/>
-          <w:color w:val="000000"/>
-          <w:sz w:val="20"/>
-          <w:u w:val="none"/>
-        </w:rPr>
-        <w:t>• A partly paid check can still be changed and paid</w:t>
-      </w:r>
-    </w:p>
-    <w:p>
-      <w:pPr>
-        <w:spacing w:before="0" w:after="40"/>
-        <w:ind w:left="360" w:hanging="240"/>
-      </w:pPr>
-      <w:r>
-        <w:rPr>
-          <w:rFonts w:ascii="Arial" w:hAnsi="Arial" w:eastAsia="Arial" w:cs="Arial"/>
-          <w:b w:val="0"/>
-          <w:color w:val="000000"/>
-          <w:sz w:val="20"/>
-          <w:u w:val="none"/>
-        </w:rPr>
-        <w:t>• Split revenue and direct refund on a paid check still work</w:t>
-      </w:r>
-    </w:p>
-    <w:p>
-      <w:pPr>
-        <w:spacing w:before="0" w:after="40"/>
-        <w:ind w:left="360" w:hanging="240"/>
-      </w:pPr>
-      <w:r>
-        <w:rPr>
-          <w:rFonts w:ascii="Arial" w:hAnsi="Arial" w:eastAsia="Arial" w:cs="Arial"/>
-          <w:b w:val="0"/>
-          <w:color w:val="000000"/>
-          <w:sz w:val="20"/>
-          <w:u w:val="none"/>
-        </w:rPr>
-        <w:t>• After release payment, the check can be changed and paid again</w:t>
       </w:r>
     </w:p>
     <w:sectPr>
